--- a/public/pdf/Dhafin Fawwaz Ikramullah - Cover Letter - GoTo.docx
+++ b/public/pdf/Dhafin Fawwaz Ikramullah - Cover Letter - GoTo.docx
@@ -33,13 +33,25 @@
         <w:rPr>
           <w:rFonts w:ascii="Times New Roman" w:hAnsi="Times New Roman" w:cs="Times New Roman"/>
         </w:rPr>
-        <w:t>Software Engineer Backend</w:t>
-      </w:r>
-      <w:r>
-        <w:rPr>
-          <w:rFonts w:ascii="Times New Roman" w:hAnsi="Times New Roman" w:cs="Times New Roman"/>
-        </w:rPr>
-        <w:t xml:space="preserve"> Intern</w:t>
+        <w:t xml:space="preserve">Software Engineer role </w:t>
+      </w:r>
+      <w:r>
+        <w:rPr>
+          <w:rFonts w:ascii="Times New Roman" w:hAnsi="Times New Roman" w:cs="Times New Roman"/>
+        </w:rPr>
+        <w:t>at</w:t>
+      </w:r>
+      <w:r>
+        <w:rPr>
+          <w:rFonts w:ascii="Times New Roman" w:hAnsi="Times New Roman" w:cs="Times New Roman"/>
+        </w:rPr>
+        <w:t xml:space="preserve"> the GoTo Engineering Bootcamp 2026</w:t>
+      </w:r>
+      <w:r>
+        <w:rPr>
+          <w:rFonts w:ascii="Times New Roman" w:hAnsi="Times New Roman" w:cs="Times New Roman"/>
+        </w:rPr>
+        <w:t>.</w:t>
       </w:r>
       <w:r>
         <w:rPr>
@@ -51,13 +63,55 @@
         <w:rPr>
           <w:rFonts w:ascii="Times New Roman" w:hAnsi="Times New Roman" w:cs="Times New Roman"/>
         </w:rPr>
-        <w:t xml:space="preserve">position at </w:t>
-      </w:r>
-      <w:r>
-        <w:rPr>
-          <w:rFonts w:ascii="Times New Roman" w:hAnsi="Times New Roman" w:cs="Times New Roman"/>
-        </w:rPr>
-        <w:t>GoTo</w:t>
+        <w:t xml:space="preserve">I’ve always been passionate about </w:t>
+      </w:r>
+      <w:r>
+        <w:rPr>
+          <w:rFonts w:ascii="Times New Roman" w:hAnsi="Times New Roman" w:cs="Times New Roman"/>
+        </w:rPr>
+        <w:t>S</w:t>
+      </w:r>
+      <w:r>
+        <w:rPr>
+          <w:rFonts w:ascii="Times New Roman" w:hAnsi="Times New Roman" w:cs="Times New Roman"/>
+        </w:rPr>
+        <w:t xml:space="preserve">oftware </w:t>
+      </w:r>
+      <w:r>
+        <w:rPr>
+          <w:rFonts w:ascii="Times New Roman" w:hAnsi="Times New Roman" w:cs="Times New Roman"/>
+        </w:rPr>
+        <w:t>D</w:t>
+      </w:r>
+      <w:r>
+        <w:rPr>
+          <w:rFonts w:ascii="Times New Roman" w:hAnsi="Times New Roman" w:cs="Times New Roman"/>
+        </w:rPr>
+        <w:t>evelopment</w:t>
+      </w:r>
+      <w:r>
+        <w:rPr>
+          <w:rFonts w:ascii="Times New Roman" w:hAnsi="Times New Roman" w:cs="Times New Roman"/>
+        </w:rPr>
+        <w:t xml:space="preserve"> especially for </w:t>
+      </w:r>
+      <w:r>
+        <w:rPr>
+          <w:rFonts w:ascii="Times New Roman" w:hAnsi="Times New Roman" w:cs="Times New Roman"/>
+        </w:rPr>
+        <w:t>building scalable</w:t>
+      </w:r>
+      <w:r>
+        <w:rPr>
+          <w:rFonts w:ascii="Times New Roman" w:hAnsi="Times New Roman" w:cs="Times New Roman"/>
+        </w:rPr>
+        <w:t xml:space="preserve"> and fault tolerant</w:t>
+      </w:r>
+      <w:r>
+        <w:rPr>
+          <w:rFonts w:ascii="Times New Roman" w:hAnsi="Times New Roman" w:cs="Times New Roman"/>
+        </w:rPr>
+        <w:t xml:space="preserve"> systems</w:t>
       </w:r>
       <w:r>
         <w:rPr>
@@ -75,37 +129,37 @@
         <w:rPr>
           <w:rFonts w:ascii="Times New Roman" w:hAnsi="Times New Roman" w:cs="Times New Roman"/>
         </w:rPr>
-        <w:t xml:space="preserve">I’ve always been passionate about </w:t>
-      </w:r>
-      <w:r>
-        <w:rPr>
-          <w:rFonts w:ascii="Times New Roman" w:hAnsi="Times New Roman" w:cs="Times New Roman"/>
-        </w:rPr>
-        <w:t>S</w:t>
-      </w:r>
-      <w:r>
-        <w:rPr>
-          <w:rFonts w:ascii="Times New Roman" w:hAnsi="Times New Roman" w:cs="Times New Roman"/>
-        </w:rPr>
-        <w:t xml:space="preserve">oftware </w:t>
-      </w:r>
-      <w:r>
-        <w:rPr>
-          <w:rFonts w:ascii="Times New Roman" w:hAnsi="Times New Roman" w:cs="Times New Roman"/>
-        </w:rPr>
-        <w:t>D</w:t>
-      </w:r>
-      <w:r>
-        <w:rPr>
-          <w:rFonts w:ascii="Times New Roman" w:hAnsi="Times New Roman" w:cs="Times New Roman"/>
-        </w:rPr>
-        <w:t>evelopment</w:t>
-      </w:r>
-      <w:r>
-        <w:rPr>
-          <w:rFonts w:ascii="Times New Roman" w:hAnsi="Times New Roman" w:cs="Times New Roman"/>
-        </w:rPr>
-        <w:t>.</w:t>
+        <w:t xml:space="preserve">Until now, </w:t>
+      </w:r>
+      <w:r>
+        <w:rPr>
+          <w:rFonts w:ascii="Times New Roman" w:hAnsi="Times New Roman" w:cs="Times New Roman"/>
+        </w:rPr>
+        <w:t>I</w:t>
+      </w:r>
+      <w:r>
+        <w:rPr>
+          <w:rFonts w:ascii="Times New Roman" w:hAnsi="Times New Roman" w:cs="Times New Roman"/>
+        </w:rPr>
+        <w:t xml:space="preserve">’ve worked on a wide range of </w:t>
+      </w:r>
+      <w:r>
+        <w:rPr>
+          <w:rFonts w:ascii="Times New Roman" w:hAnsi="Times New Roman" w:cs="Times New Roman"/>
+        </w:rPr>
+        <w:t>things</w:t>
+      </w:r>
+      <w:r>
+        <w:rPr>
+          <w:rFonts w:ascii="Times New Roman" w:hAnsi="Times New Roman" w:cs="Times New Roman"/>
+        </w:rPr>
+        <w:t>,</w:t>
+      </w:r>
+      <w:r>
+        <w:rPr>
+          <w:rFonts w:ascii="Times New Roman" w:hAnsi="Times New Roman" w:cs="Times New Roman"/>
+        </w:rPr>
+        <w:t xml:space="preserve"> from paid</w:t>
       </w:r>
       <w:r>
         <w:rPr>
@@ -117,19 +171,7 @@
         <w:rPr>
           <w:rFonts w:ascii="Times New Roman" w:hAnsi="Times New Roman" w:cs="Times New Roman"/>
         </w:rPr>
-        <w:t>Until now, i</w:t>
-      </w:r>
-      <w:r>
-        <w:rPr>
-          <w:rFonts w:ascii="Times New Roman" w:hAnsi="Times New Roman" w:cs="Times New Roman"/>
-        </w:rPr>
-        <w:t xml:space="preserve">’ve worked on a wide range of </w:t>
-      </w:r>
-      <w:r>
-        <w:rPr>
-          <w:rFonts w:ascii="Times New Roman" w:hAnsi="Times New Roman" w:cs="Times New Roman"/>
-        </w:rPr>
-        <w:t>things</w:t>
+        <w:t>projects</w:t>
       </w:r>
       <w:r>
         <w:rPr>
@@ -141,13 +183,7 @@
         <w:rPr>
           <w:rFonts w:ascii="Times New Roman" w:hAnsi="Times New Roman" w:cs="Times New Roman"/>
         </w:rPr>
-        <w:t xml:space="preserve"> from paid freelance </w:t>
-      </w:r>
-      <w:r>
-        <w:rPr>
-          <w:rFonts w:ascii="Times New Roman" w:hAnsi="Times New Roman" w:cs="Times New Roman"/>
-        </w:rPr>
-        <w:t>projects</w:t>
+        <w:t xml:space="preserve"> volunteer contributions</w:t>
       </w:r>
       <w:r>
         <w:rPr>
@@ -159,7 +195,7 @@
         <w:rPr>
           <w:rFonts w:ascii="Times New Roman" w:hAnsi="Times New Roman" w:cs="Times New Roman"/>
         </w:rPr>
-        <w:t xml:space="preserve"> volunteer contributions to fun side projects. </w:t>
+        <w:t xml:space="preserve"> to fun side projects. </w:t>
       </w:r>
     </w:p>
     <w:p>
@@ -205,50 +241,6 @@
       <w:r>
         <w:rPr>
           <w:rFonts w:ascii="Times New Roman" w:hAnsi="Times New Roman" w:cs="Times New Roman"/>
-        </w:rPr>
-        <w:t>Certified as t</w:t>
-      </w:r>
-      <w:r>
-        <w:rPr>
-          <w:rFonts w:ascii="Times New Roman" w:hAnsi="Times New Roman" w:cs="Times New Roman"/>
-        </w:rPr>
-        <w:t xml:space="preserve">he </w:t>
-      </w:r>
-      <w:r>
-        <w:rPr>
-          <w:rFonts w:ascii="Times New Roman" w:hAnsi="Times New Roman" w:cs="Times New Roman"/>
-          <w:b/>
-          <w:bCs/>
-        </w:rPr>
-        <w:t>M</w:t>
-      </w:r>
-      <w:r>
-        <w:rPr>
-          <w:rFonts w:ascii="Times New Roman" w:hAnsi="Times New Roman" w:cs="Times New Roman"/>
-          <w:b/>
-          <w:bCs/>
-        </w:rPr>
-        <w:t xml:space="preserve">ost </w:t>
-      </w:r>
-      <w:r>
-        <w:rPr>
-          <w:rFonts w:ascii="Times New Roman" w:hAnsi="Times New Roman" w:cs="Times New Roman"/>
-          <w:b/>
-          <w:bCs/>
-        </w:rPr>
-        <w:t>O</w:t>
-      </w:r>
-      <w:r>
-        <w:rPr>
-          <w:rFonts w:ascii="Times New Roman" w:hAnsi="Times New Roman" w:cs="Times New Roman"/>
-          <w:b/>
-          <w:bCs/>
-        </w:rPr>
-        <w:t xml:space="preserve">utstanding </w:t>
-      </w:r>
-      <w:r>
-        <w:rPr>
-          <w:rFonts w:ascii="Times New Roman" w:hAnsi="Times New Roman" w:cs="Times New Roman"/>
           <w:b/>
           <w:bCs/>
         </w:rPr>
@@ -260,15 +252,7 @@
           <w:b/>
           <w:bCs/>
         </w:rPr>
-        <w:t>nformatics</w:t>
-      </w:r>
-      <w:r>
-        <w:rPr>
-          <w:rFonts w:ascii="Times New Roman" w:hAnsi="Times New Roman" w:cs="Times New Roman"/>
-          <w:b/>
-          <w:bCs/>
-        </w:rPr>
-        <w:t xml:space="preserve"> Engineering</w:t>
+        <w:t>nternship</w:t>
       </w:r>
       <w:r>
         <w:rPr>
@@ -280,13 +264,69 @@
         <w:rPr>
           <w:rFonts w:ascii="Times New Roman" w:hAnsi="Times New Roman" w:cs="Times New Roman"/>
         </w:rPr>
-        <w:t>S</w:t>
-      </w:r>
-      <w:r>
-        <w:rPr>
-          <w:rFonts w:ascii="Times New Roman" w:hAnsi="Times New Roman" w:cs="Times New Roman"/>
-        </w:rPr>
-        <w:t>tudent</w:t>
+        <w:t xml:space="preserve">as </w:t>
+      </w:r>
+      <w:r>
+        <w:rPr>
+          <w:rFonts w:ascii="Times New Roman" w:hAnsi="Times New Roman" w:cs="Times New Roman"/>
+        </w:rPr>
+        <w:t xml:space="preserve">Software Engineer at </w:t>
+      </w:r>
+      <w:r>
+        <w:rPr>
+          <w:rFonts w:ascii="Times New Roman" w:hAnsi="Times New Roman" w:cs="Times New Roman"/>
+          <w:b/>
+          <w:bCs/>
+        </w:rPr>
+        <w:t>Flip</w:t>
+      </w:r>
+      <w:r>
+        <w:rPr>
+          <w:rFonts w:ascii="Times New Roman" w:hAnsi="Times New Roman" w:cs="Times New Roman"/>
+        </w:rPr>
+        <w:t xml:space="preserve">, built </w:t>
+      </w:r>
+      <w:r>
+        <w:rPr>
+          <w:rFonts w:ascii="Times New Roman" w:hAnsi="Times New Roman" w:cs="Times New Roman"/>
+        </w:rPr>
+        <w:t>high</w:t>
+      </w:r>
+      <w:r>
+        <w:rPr>
+          <w:rFonts w:ascii="Times New Roman" w:hAnsi="Times New Roman" w:cs="Times New Roman"/>
+        </w:rPr>
+        <w:t xml:space="preserve"> </w:t>
+      </w:r>
+      <w:r>
+        <w:rPr>
+          <w:rFonts w:ascii="Times New Roman" w:hAnsi="Times New Roman" w:cs="Times New Roman"/>
+        </w:rPr>
+        <w:t>reliability systems with &gt;</w:t>
+      </w:r>
+      <w:r>
+        <w:rPr>
+          <w:rFonts w:ascii="Times New Roman" w:hAnsi="Times New Roman" w:cs="Times New Roman"/>
+        </w:rPr>
+        <w:t xml:space="preserve"> </w:t>
+      </w:r>
+      <w:r>
+        <w:rPr>
+          <w:rFonts w:ascii="Times New Roman" w:hAnsi="Times New Roman" w:cs="Times New Roman"/>
+        </w:rPr>
+        <w:t>9</w:t>
+      </w:r>
+      <w:r>
+        <w:rPr>
+          <w:rFonts w:ascii="Times New Roman" w:hAnsi="Times New Roman" w:cs="Times New Roman"/>
+        </w:rPr>
+        <w:t>5</w:t>
+      </w:r>
+      <w:r>
+        <w:rPr>
+          <w:rFonts w:ascii="Times New Roman" w:hAnsi="Times New Roman" w:cs="Times New Roman"/>
+        </w:rPr>
+        <w:t>% unit test coverage.</w:t>
       </w:r>
     </w:p>
     <w:p>
@@ -308,105 +348,59 @@
           <w:b/>
           <w:bCs/>
         </w:rPr>
-        <w:t xml:space="preserve">1st </w:t>
-      </w:r>
-      <w:r>
-        <w:rPr>
-          <w:rFonts w:ascii="Times New Roman" w:hAnsi="Times New Roman" w:cs="Times New Roman"/>
-          <w:b/>
-          <w:bCs/>
-        </w:rPr>
-        <w:t>P</w:t>
-      </w:r>
-      <w:r>
-        <w:rPr>
-          <w:rFonts w:ascii="Times New Roman" w:hAnsi="Times New Roman" w:cs="Times New Roman"/>
-          <w:b/>
-          <w:bCs/>
-        </w:rPr>
-        <w:t>lace on Gemastik</w:t>
-      </w:r>
-      <w:r>
-        <w:rPr>
-          <w:rFonts w:ascii="Times New Roman" w:hAnsi="Times New Roman" w:cs="Times New Roman"/>
-          <w:b/>
-          <w:bCs/>
-        </w:rPr>
-        <w:t xml:space="preserve"> XVII</w:t>
-      </w:r>
-      <w:r>
-        <w:rPr>
-          <w:rFonts w:ascii="Times New Roman" w:hAnsi="Times New Roman" w:cs="Times New Roman"/>
-        </w:rPr>
-        <w:t xml:space="preserve"> GameDev</w:t>
-      </w:r>
-      <w:r>
-        <w:rPr>
-          <w:rFonts w:ascii="Times New Roman" w:hAnsi="Times New Roman" w:cs="Times New Roman"/>
-        </w:rPr>
-        <w:t>,</w:t>
-      </w:r>
-      <w:r>
-        <w:rPr>
-          <w:rFonts w:ascii="Times New Roman" w:hAnsi="Times New Roman" w:cs="Times New Roman"/>
-        </w:rPr>
-        <w:t xml:space="preserve"> the </w:t>
-      </w:r>
-      <w:r>
-        <w:rPr>
-          <w:rFonts w:ascii="Times New Roman" w:hAnsi="Times New Roman" w:cs="Times New Roman"/>
-          <w:b/>
-          <w:bCs/>
-        </w:rPr>
-        <w:t>biggest informatics competition</w:t>
-      </w:r>
-      <w:r>
-        <w:rPr>
-          <w:rFonts w:ascii="Times New Roman" w:hAnsi="Times New Roman" w:cs="Times New Roman"/>
-        </w:rPr>
-        <w:t xml:space="preserve"> in Indonesia</w:t>
-      </w:r>
-      <w:r>
-        <w:rPr>
-          <w:rFonts w:ascii="Times New Roman" w:hAnsi="Times New Roman" w:cs="Times New Roman"/>
-        </w:rPr>
-        <w:t xml:space="preserve"> attended by </w:t>
-      </w:r>
-      <w:r>
-        <w:rPr>
-          <w:rFonts w:ascii="Times New Roman" w:hAnsi="Times New Roman" w:cs="Times New Roman"/>
-          <w:b/>
-          <w:bCs/>
-        </w:rPr>
-        <w:t>20</w:t>
-      </w:r>
-      <w:r>
-        <w:rPr>
-          <w:rFonts w:ascii="Times New Roman" w:hAnsi="Times New Roman" w:cs="Times New Roman"/>
-          <w:b/>
-          <w:bCs/>
-        </w:rPr>
-        <w:t>6</w:t>
-      </w:r>
-      <w:r>
-        <w:rPr>
-          <w:rFonts w:ascii="Times New Roman" w:hAnsi="Times New Roman" w:cs="Times New Roman"/>
-          <w:b/>
-          <w:bCs/>
-        </w:rPr>
-        <w:t xml:space="preserve"> Universities</w:t>
-      </w:r>
-      <w:r>
-        <w:rPr>
-          <w:rFonts w:ascii="Times New Roman" w:hAnsi="Times New Roman" w:cs="Times New Roman"/>
-        </w:rPr>
-        <w:t xml:space="preserve"> all over Indonesia</w:t>
-      </w:r>
-      <w:r>
-        <w:rPr>
-          <w:rFonts w:ascii="Times New Roman" w:hAnsi="Times New Roman" w:cs="Times New Roman"/>
-        </w:rPr>
-        <w:t xml:space="preserve">. </w:t>
+        <w:t>I</w:t>
+      </w:r>
+      <w:r>
+        <w:rPr>
+          <w:rFonts w:ascii="Times New Roman" w:hAnsi="Times New Roman" w:cs="Times New Roman"/>
+          <w:b/>
+          <w:bCs/>
+        </w:rPr>
+        <w:t>nternship</w:t>
+      </w:r>
+      <w:r>
+        <w:rPr>
+          <w:rFonts w:ascii="Times New Roman" w:hAnsi="Times New Roman" w:cs="Times New Roman"/>
+        </w:rPr>
+        <w:t xml:space="preserve"> </w:t>
+      </w:r>
+      <w:r>
+        <w:rPr>
+          <w:rFonts w:ascii="Times New Roman" w:hAnsi="Times New Roman" w:cs="Times New Roman"/>
+        </w:rPr>
+        <w:t xml:space="preserve">as </w:t>
+      </w:r>
+      <w:r>
+        <w:rPr>
+          <w:rFonts w:ascii="Times New Roman" w:hAnsi="Times New Roman" w:cs="Times New Roman"/>
+        </w:rPr>
+        <w:t xml:space="preserve">Software Engineer at </w:t>
+      </w:r>
+      <w:r>
+        <w:rPr>
+          <w:rFonts w:ascii="Times New Roman" w:hAnsi="Times New Roman" w:cs="Times New Roman"/>
+          <w:b/>
+          <w:bCs/>
+        </w:rPr>
+        <w:t>Laku6 (Carousell Group)</w:t>
+      </w:r>
+      <w:r>
+        <w:rPr>
+          <w:rFonts w:ascii="Times New Roman" w:hAnsi="Times New Roman" w:cs="Times New Roman"/>
+        </w:rPr>
+        <w:t>, working on microservices</w:t>
+      </w:r>
+      <w:r>
+        <w:rPr>
+          <w:rFonts w:ascii="Times New Roman" w:hAnsi="Times New Roman" w:cs="Times New Roman"/>
+        </w:rPr>
+        <w:t xml:space="preserve"> with Go, Kafka, etc</w:t>
+      </w:r>
+      <w:r>
+        <w:rPr>
+          <w:rFonts w:ascii="Times New Roman" w:hAnsi="Times New Roman" w:cs="Times New Roman"/>
+        </w:rPr>
+        <w:t>.</w:t>
       </w:r>
     </w:p>
     <w:p>
@@ -460,7 +454,15 @@
         <w:rPr>
           <w:rFonts w:ascii="Times New Roman" w:hAnsi="Times New Roman" w:cs="Times New Roman"/>
         </w:rPr>
-        <w:t xml:space="preserve"> at Rolling Glory</w:t>
+        <w:t xml:space="preserve"> at </w:t>
+      </w:r>
+      <w:r>
+        <w:rPr>
+          <w:rFonts w:ascii="Times New Roman" w:hAnsi="Times New Roman" w:cs="Times New Roman"/>
+          <w:b/>
+          <w:bCs/>
+        </w:rPr>
+        <w:t>Rolling Glory</w:t>
       </w:r>
       <w:r>
         <w:rPr>
@@ -486,19 +488,69 @@
         <w:rPr>
           <w:rFonts w:ascii="Times New Roman" w:hAnsi="Times New Roman" w:cs="Times New Roman"/>
         </w:rPr>
-        <w:t>Comp</w:t>
-      </w:r>
-      <w:r>
-        <w:rPr>
-          <w:rFonts w:ascii="Times New Roman" w:hAnsi="Times New Roman" w:cs="Times New Roman"/>
-        </w:rPr>
-        <w:t>l</w:t>
-      </w:r>
-      <w:r>
-        <w:rPr>
-          <w:rFonts w:ascii="Times New Roman" w:hAnsi="Times New Roman" w:cs="Times New Roman"/>
-        </w:rPr>
-        <w:t>eted</w:t>
+        <w:t>Certified as t</w:t>
+      </w:r>
+      <w:r>
+        <w:rPr>
+          <w:rFonts w:ascii="Times New Roman" w:hAnsi="Times New Roman" w:cs="Times New Roman"/>
+        </w:rPr>
+        <w:t xml:space="preserve">he </w:t>
+      </w:r>
+      <w:r>
+        <w:rPr>
+          <w:rFonts w:ascii="Times New Roman" w:hAnsi="Times New Roman" w:cs="Times New Roman"/>
+          <w:b/>
+          <w:bCs/>
+        </w:rPr>
+        <w:t>M</w:t>
+      </w:r>
+      <w:r>
+        <w:rPr>
+          <w:rFonts w:ascii="Times New Roman" w:hAnsi="Times New Roman" w:cs="Times New Roman"/>
+          <w:b/>
+          <w:bCs/>
+        </w:rPr>
+        <w:t xml:space="preserve">ost </w:t>
+      </w:r>
+      <w:r>
+        <w:rPr>
+          <w:rFonts w:ascii="Times New Roman" w:hAnsi="Times New Roman" w:cs="Times New Roman"/>
+          <w:b/>
+          <w:bCs/>
+        </w:rPr>
+        <w:t>O</w:t>
+      </w:r>
+      <w:r>
+        <w:rPr>
+          <w:rFonts w:ascii="Times New Roman" w:hAnsi="Times New Roman" w:cs="Times New Roman"/>
+          <w:b/>
+          <w:bCs/>
+        </w:rPr>
+        <w:t xml:space="preserve">utstanding </w:t>
+      </w:r>
+      <w:r>
+        <w:rPr>
+          <w:rFonts w:ascii="Times New Roman" w:hAnsi="Times New Roman" w:cs="Times New Roman"/>
+          <w:b/>
+          <w:bCs/>
+        </w:rPr>
+        <w:t>I</w:t>
+      </w:r>
+      <w:r>
+        <w:rPr>
+          <w:rFonts w:ascii="Times New Roman" w:hAnsi="Times New Roman" w:cs="Times New Roman"/>
+          <w:b/>
+          <w:bCs/>
+        </w:rPr>
+        <w:t>nformatics</w:t>
+      </w:r>
+      <w:r>
+        <w:rPr>
+          <w:rFonts w:ascii="Times New Roman" w:hAnsi="Times New Roman" w:cs="Times New Roman"/>
+          <w:b/>
+          <w:bCs/>
+        </w:rPr>
+        <w:t xml:space="preserve"> Engineering</w:t>
       </w:r>
       <w:r>
         <w:rPr>
@@ -509,48 +561,26 @@
       <w:r>
         <w:rPr>
           <w:rFonts w:ascii="Times New Roman" w:hAnsi="Times New Roman" w:cs="Times New Roman"/>
-          <w:b/>
-          <w:bCs/>
-        </w:rPr>
-        <w:t>6</w:t>
-      </w:r>
-      <w:r>
-        <w:rPr>
-          <w:rFonts w:ascii="Times New Roman" w:hAnsi="Times New Roman" w:cs="Times New Roman"/>
-          <w:b/>
-          <w:bCs/>
-        </w:rPr>
-        <w:t xml:space="preserve"> freelance</w:t>
-      </w:r>
-      <w:r>
-        <w:rPr>
-          <w:rFonts w:ascii="Times New Roman" w:hAnsi="Times New Roman" w:cs="Times New Roman"/>
-          <w:b/>
-          <w:bCs/>
-        </w:rPr>
-        <w:t xml:space="preserve"> paid</w:t>
-      </w:r>
-      <w:r>
-        <w:rPr>
-          <w:rFonts w:ascii="Times New Roman" w:hAnsi="Times New Roman" w:cs="Times New Roman"/>
-          <w:b/>
-          <w:bCs/>
-        </w:rPr>
-        <w:t xml:space="preserve"> project</w:t>
-      </w:r>
-      <w:r>
-        <w:rPr>
-          <w:rFonts w:ascii="Times New Roman" w:hAnsi="Times New Roman" w:cs="Times New Roman"/>
-          <w:b/>
-          <w:bCs/>
-        </w:rPr>
-        <w:t>s</w:t>
-      </w:r>
-      <w:r>
-        <w:rPr>
-          <w:rFonts w:ascii="Times New Roman" w:hAnsi="Times New Roman" w:cs="Times New Roman"/>
-        </w:rPr>
-        <w:t xml:space="preserve">, from web, game, and desktop app. </w:t>
+        </w:rPr>
+        <w:t>S</w:t>
+      </w:r>
+      <w:r>
+        <w:rPr>
+          <w:rFonts w:ascii="Times New Roman" w:hAnsi="Times New Roman" w:cs="Times New Roman"/>
+        </w:rPr>
+        <w:t>tudent</w:t>
+      </w:r>
+      <w:r>
+        <w:rPr>
+          <w:rFonts w:ascii="Times New Roman" w:hAnsi="Times New Roman" w:cs="Times New Roman"/>
+        </w:rPr>
+        <w:t xml:space="preserve"> 2025</w:t>
+      </w:r>
+      <w:r>
+        <w:rPr>
+          <w:rFonts w:ascii="Times New Roman" w:hAnsi="Times New Roman" w:cs="Times New Roman"/>
+        </w:rPr>
+        <w:t>.</w:t>
       </w:r>
     </w:p>
     <w:p>
@@ -569,14 +599,10 @@
       <w:r>
         <w:rPr>
           <w:rFonts w:ascii="Times New Roman" w:hAnsi="Times New Roman" w:cs="Times New Roman"/>
-        </w:rPr>
-        <w:t>M</w:t>
-      </w:r>
-      <w:r>
-        <w:rPr>
-          <w:rFonts w:ascii="Times New Roman" w:hAnsi="Times New Roman" w:cs="Times New Roman"/>
-        </w:rPr>
-        <w:t xml:space="preserve">ember of </w:t>
+          <w:b/>
+          <w:bCs/>
+        </w:rPr>
+        <w:t xml:space="preserve">1st </w:t>
       </w:r>
       <w:r>
         <w:rPr>
@@ -592,61 +618,89 @@
           <w:b/>
           <w:bCs/>
         </w:rPr>
-        <w:t xml:space="preserve">rogramming </w:t>
-      </w:r>
-      <w:r>
-        <w:rPr>
-          <w:rFonts w:ascii="Times New Roman" w:hAnsi="Times New Roman" w:cs="Times New Roman"/>
-          <w:b/>
-          <w:bCs/>
-        </w:rPr>
-        <w:t>L</w:t>
-      </w:r>
-      <w:r>
-        <w:rPr>
-          <w:rFonts w:ascii="Times New Roman" w:hAnsi="Times New Roman" w:cs="Times New Roman"/>
-          <w:b/>
-          <w:bCs/>
-        </w:rPr>
-        <w:t>aboratorium</w:t>
-      </w:r>
-      <w:r>
-        <w:rPr>
-          <w:rFonts w:ascii="Times New Roman" w:hAnsi="Times New Roman" w:cs="Times New Roman"/>
-          <w:b/>
-          <w:bCs/>
-        </w:rPr>
-        <w:t xml:space="preserve"> Assistant</w:t>
-      </w:r>
-      <w:r>
-        <w:rPr>
-          <w:rFonts w:ascii="Times New Roman" w:hAnsi="Times New Roman" w:cs="Times New Roman"/>
-        </w:rPr>
-        <w:t xml:space="preserve"> in my major, which has a very competitive selection process. Only 1</w:t>
-      </w:r>
-      <w:r>
-        <w:rPr>
-          <w:rFonts w:ascii="Times New Roman" w:hAnsi="Times New Roman" w:cs="Times New Roman"/>
-        </w:rPr>
-        <w:t>2</w:t>
-      </w:r>
-      <w:r>
-        <w:rPr>
-          <w:rFonts w:ascii="Times New Roman" w:hAnsi="Times New Roman" w:cs="Times New Roman"/>
-        </w:rPr>
-        <w:t xml:space="preserve"> from over </w:t>
-      </w:r>
-      <w:r>
-        <w:rPr>
-          <w:rFonts w:ascii="Times New Roman" w:hAnsi="Times New Roman" w:cs="Times New Roman"/>
-        </w:rPr>
-        <w:t>75</w:t>
-      </w:r>
-      <w:r>
-        <w:rPr>
-          <w:rFonts w:ascii="Times New Roman" w:hAnsi="Times New Roman" w:cs="Times New Roman"/>
-        </w:rPr>
-        <w:t xml:space="preserve"> are accepted. </w:t>
+        <w:t>lace on Gemastik</w:t>
+      </w:r>
+      <w:r>
+        <w:rPr>
+          <w:rFonts w:ascii="Times New Roman" w:hAnsi="Times New Roman" w:cs="Times New Roman"/>
+          <w:b/>
+          <w:bCs/>
+        </w:rPr>
+        <w:t xml:space="preserve"> XVII</w:t>
+      </w:r>
+      <w:r>
+        <w:rPr>
+          <w:rFonts w:ascii="Times New Roman" w:hAnsi="Times New Roman" w:cs="Times New Roman"/>
+        </w:rPr>
+        <w:t xml:space="preserve"> GameDev</w:t>
+      </w:r>
+      <w:r>
+        <w:rPr>
+          <w:rFonts w:ascii="Times New Roman" w:hAnsi="Times New Roman" w:cs="Times New Roman"/>
+        </w:rPr>
+        <w:t>,</w:t>
+      </w:r>
+      <w:r>
+        <w:rPr>
+          <w:rFonts w:ascii="Times New Roman" w:hAnsi="Times New Roman" w:cs="Times New Roman"/>
+        </w:rPr>
+        <w:t xml:space="preserve"> the </w:t>
+      </w:r>
+      <w:r>
+        <w:rPr>
+          <w:rFonts w:ascii="Times New Roman" w:hAnsi="Times New Roman" w:cs="Times New Roman"/>
+          <w:b/>
+          <w:bCs/>
+        </w:rPr>
+        <w:t>biggest informatics competition</w:t>
+      </w:r>
+      <w:r>
+        <w:rPr>
+          <w:rFonts w:ascii="Times New Roman" w:hAnsi="Times New Roman" w:cs="Times New Roman"/>
+        </w:rPr>
+        <w:t xml:space="preserve"> in Indonesia</w:t>
+      </w:r>
+      <w:r>
+        <w:rPr>
+          <w:rFonts w:ascii="Times New Roman" w:hAnsi="Times New Roman" w:cs="Times New Roman"/>
+        </w:rPr>
+        <w:t xml:space="preserve"> attended by </w:t>
+      </w:r>
+      <w:r>
+        <w:rPr>
+          <w:rFonts w:ascii="Times New Roman" w:hAnsi="Times New Roman" w:cs="Times New Roman"/>
+          <w:b/>
+          <w:bCs/>
+        </w:rPr>
+        <w:t>20</w:t>
+      </w:r>
+      <w:r>
+        <w:rPr>
+          <w:rFonts w:ascii="Times New Roman" w:hAnsi="Times New Roman" w:cs="Times New Roman"/>
+          <w:b/>
+          <w:bCs/>
+        </w:rPr>
+        <w:t>6</w:t>
+      </w:r>
+      <w:r>
+        <w:rPr>
+          <w:rFonts w:ascii="Times New Roman" w:hAnsi="Times New Roman" w:cs="Times New Roman"/>
+          <w:b/>
+          <w:bCs/>
+        </w:rPr>
+        <w:t xml:space="preserve"> Universities</w:t>
+      </w:r>
+      <w:r>
+        <w:rPr>
+          <w:rFonts w:ascii="Times New Roman" w:hAnsi="Times New Roman" w:cs="Times New Roman"/>
+        </w:rPr>
+        <w:t xml:space="preserve"> all over Indonesia</w:t>
+      </w:r>
+      <w:r>
+        <w:rPr>
+          <w:rFonts w:ascii="Times New Roman" w:hAnsi="Times New Roman" w:cs="Times New Roman"/>
+        </w:rPr>
+        <w:t xml:space="preserve">. </w:t>
       </w:r>
     </w:p>
     <w:p>
@@ -666,45 +720,71 @@
         <w:rPr>
           <w:rFonts w:ascii="Times New Roman" w:hAnsi="Times New Roman" w:cs="Times New Roman"/>
         </w:rPr>
-        <w:t>C</w:t>
-      </w:r>
-      <w:r>
-        <w:rPr>
-          <w:rFonts w:ascii="Times New Roman" w:hAnsi="Times New Roman" w:cs="Times New Roman"/>
-        </w:rPr>
-        <w:t>reated</w:t>
-      </w:r>
-      <w:r>
-        <w:rPr>
-          <w:rFonts w:ascii="Times New Roman" w:hAnsi="Times New Roman" w:cs="Times New Roman"/>
-        </w:rPr>
-        <w:t xml:space="preserve"> a usefull tool, published on Github, with over </w:t>
-      </w:r>
-      <w:r>
-        <w:rPr>
-          <w:rFonts w:ascii="Times New Roman" w:hAnsi="Times New Roman" w:cs="Times New Roman"/>
-          <w:b/>
-          <w:bCs/>
-        </w:rPr>
-        <w:t>500 stars</w:t>
-      </w:r>
-      <w:r>
-        <w:rPr>
-          <w:rFonts w:ascii="Times New Roman" w:hAnsi="Times New Roman" w:cs="Times New Roman"/>
-        </w:rPr>
-        <w:t>, a feat that</w:t>
-      </w:r>
-      <w:r>
-        <w:rPr>
-          <w:rFonts w:ascii="Times New Roman" w:hAnsi="Times New Roman" w:cs="Times New Roman"/>
-        </w:rPr>
-        <w:t>’s</w:t>
-      </w:r>
-      <w:r>
-        <w:rPr>
-          <w:rFonts w:ascii="Times New Roman" w:hAnsi="Times New Roman" w:cs="Times New Roman"/>
-        </w:rPr>
-        <w:t xml:space="preserve"> very rare for any college students. </w:t>
+        <w:t>Comp</w:t>
+      </w:r>
+      <w:r>
+        <w:rPr>
+          <w:rFonts w:ascii="Times New Roman" w:hAnsi="Times New Roman" w:cs="Times New Roman"/>
+        </w:rPr>
+        <w:t>l</w:t>
+      </w:r>
+      <w:r>
+        <w:rPr>
+          <w:rFonts w:ascii="Times New Roman" w:hAnsi="Times New Roman" w:cs="Times New Roman"/>
+        </w:rPr>
+        <w:t>eted</w:t>
+      </w:r>
+      <w:r>
+        <w:rPr>
+          <w:rFonts w:ascii="Times New Roman" w:hAnsi="Times New Roman" w:cs="Times New Roman"/>
+        </w:rPr>
+        <w:t xml:space="preserve"> </w:t>
+      </w:r>
+      <w:r>
+        <w:rPr>
+          <w:rFonts w:ascii="Times New Roman" w:hAnsi="Times New Roman" w:cs="Times New Roman"/>
+          <w:b/>
+          <w:bCs/>
+        </w:rPr>
+        <w:t>8</w:t>
+      </w:r>
+      <w:r>
+        <w:rPr>
+          <w:rFonts w:ascii="Times New Roman" w:hAnsi="Times New Roman" w:cs="Times New Roman"/>
+          <w:b/>
+          <w:bCs/>
+        </w:rPr>
+        <w:t xml:space="preserve"> freelance</w:t>
+      </w:r>
+      <w:r>
+        <w:rPr>
+          <w:rFonts w:ascii="Times New Roman" w:hAnsi="Times New Roman" w:cs="Times New Roman"/>
+          <w:b/>
+          <w:bCs/>
+        </w:rPr>
+        <w:t xml:space="preserve"> paid</w:t>
+      </w:r>
+      <w:r>
+        <w:rPr>
+          <w:rFonts w:ascii="Times New Roman" w:hAnsi="Times New Roman" w:cs="Times New Roman"/>
+          <w:b/>
+          <w:bCs/>
+        </w:rPr>
+        <w:t xml:space="preserve"> project</w:t>
+      </w:r>
+      <w:r>
+        <w:rPr>
+          <w:rFonts w:ascii="Times New Roman" w:hAnsi="Times New Roman" w:cs="Times New Roman"/>
+          <w:b/>
+          <w:bCs/>
+        </w:rPr>
+        <w:t>s</w:t>
+      </w:r>
+      <w:r>
+        <w:rPr>
+          <w:rFonts w:ascii="Times New Roman" w:hAnsi="Times New Roman" w:cs="Times New Roman"/>
+        </w:rPr>
+        <w:t xml:space="preserve">, from web, game, and desktop app. </w:t>
       </w:r>
     </w:p>
     <w:p>
@@ -723,14 +803,316 @@
       <w:r>
         <w:rPr>
           <w:rFonts w:ascii="Times New Roman" w:hAnsi="Times New Roman" w:cs="Times New Roman"/>
-        </w:rPr>
-        <w:t>More about my technical things can be seen on my web portfolio</w:t>
-      </w:r>
-      <w:r>
-        <w:rPr>
-          <w:rFonts w:ascii="Times New Roman" w:hAnsi="Times New Roman" w:cs="Times New Roman"/>
-        </w:rPr>
-        <w:t xml:space="preserve"> here </w:t>
+          <w:b/>
+          <w:bCs/>
+        </w:rPr>
+        <w:t>P</w:t>
+      </w:r>
+      <w:r>
+        <w:rPr>
+          <w:rFonts w:ascii="Times New Roman" w:hAnsi="Times New Roman" w:cs="Times New Roman"/>
+          <w:b/>
+          <w:bCs/>
+        </w:rPr>
+        <w:t xml:space="preserve">rogramming </w:t>
+      </w:r>
+      <w:r>
+        <w:rPr>
+          <w:rFonts w:ascii="Times New Roman" w:hAnsi="Times New Roman" w:cs="Times New Roman"/>
+          <w:b/>
+          <w:bCs/>
+        </w:rPr>
+        <w:t>Laboratory</w:t>
+      </w:r>
+      <w:r>
+        <w:rPr>
+          <w:rFonts w:ascii="Times New Roman" w:hAnsi="Times New Roman" w:cs="Times New Roman"/>
+          <w:b/>
+          <w:bCs/>
+        </w:rPr>
+        <w:t xml:space="preserve"> </w:t>
+      </w:r>
+      <w:r>
+        <w:rPr>
+          <w:rFonts w:ascii="Times New Roman" w:hAnsi="Times New Roman" w:cs="Times New Roman"/>
+          <w:b/>
+          <w:bCs/>
+        </w:rPr>
+        <w:t>Assistant</w:t>
+      </w:r>
+      <w:r>
+        <w:rPr>
+          <w:rFonts w:ascii="Times New Roman" w:hAnsi="Times New Roman" w:cs="Times New Roman"/>
+        </w:rPr>
+        <w:t xml:space="preserve"> in my major, which has a very competitive selection process. Only 1</w:t>
+      </w:r>
+      <w:r>
+        <w:rPr>
+          <w:rFonts w:ascii="Times New Roman" w:hAnsi="Times New Roman" w:cs="Times New Roman"/>
+        </w:rPr>
+        <w:t>2</w:t>
+      </w:r>
+      <w:r>
+        <w:rPr>
+          <w:rFonts w:ascii="Times New Roman" w:hAnsi="Times New Roman" w:cs="Times New Roman"/>
+        </w:rPr>
+        <w:t xml:space="preserve"> from over </w:t>
+      </w:r>
+      <w:r>
+        <w:rPr>
+          <w:rFonts w:ascii="Times New Roman" w:hAnsi="Times New Roman" w:cs="Times New Roman"/>
+        </w:rPr>
+        <w:t>75</w:t>
+      </w:r>
+      <w:r>
+        <w:rPr>
+          <w:rFonts w:ascii="Times New Roman" w:hAnsi="Times New Roman" w:cs="Times New Roman"/>
+        </w:rPr>
+        <w:t xml:space="preserve"> are accepted. </w:t>
+      </w:r>
+    </w:p>
+    <w:p>
+      <w:pPr>
+        <w:pStyle w:val="ListParagraph"/>
+        <w:numPr>
+          <w:ilvl w:val="0"/>
+          <w:numId w:val="2"/>
+        </w:numPr>
+        <w:ind w:left="270" w:hanging="270"/>
+        <w:jc w:val="both"/>
+        <w:rPr>
+          <w:rFonts w:ascii="Times New Roman" w:hAnsi="Times New Roman" w:cs="Times New Roman"/>
+        </w:rPr>
+      </w:pPr>
+      <w:r>
+        <w:rPr>
+          <w:rFonts w:ascii="Times New Roman" w:hAnsi="Times New Roman" w:cs="Times New Roman"/>
+          <w:b/>
+          <w:bCs/>
+        </w:rPr>
+        <w:t>Head IT</w:t>
+      </w:r>
+      <w:r>
+        <w:rPr>
+          <w:rFonts w:ascii="Times New Roman" w:hAnsi="Times New Roman" w:cs="Times New Roman"/>
+        </w:rPr>
+        <w:t xml:space="preserve"> at Arkavidia 10.0, </w:t>
+      </w:r>
+      <w:r>
+        <w:rPr>
+          <w:rFonts w:ascii="Times New Roman" w:hAnsi="Times New Roman" w:cs="Times New Roman"/>
+        </w:rPr>
+        <w:t>modernize</w:t>
+      </w:r>
+      <w:r>
+        <w:rPr>
+          <w:rFonts w:ascii="Times New Roman" w:hAnsi="Times New Roman" w:cs="Times New Roman"/>
+        </w:rPr>
+        <w:t xml:space="preserve"> the</w:t>
+      </w:r>
+      <w:r>
+        <w:rPr>
+          <w:rFonts w:ascii="Times New Roman" w:hAnsi="Times New Roman" w:cs="Times New Roman"/>
+        </w:rPr>
+        <w:t xml:space="preserve"> </w:t>
+      </w:r>
+      <w:r>
+        <w:rPr>
+          <w:rFonts w:ascii="Times New Roman" w:hAnsi="Times New Roman" w:cs="Times New Roman"/>
+        </w:rPr>
+        <w:t>development</w:t>
+      </w:r>
+      <w:r>
+        <w:rPr>
+          <w:rFonts w:ascii="Times New Roman" w:hAnsi="Times New Roman" w:cs="Times New Roman"/>
+        </w:rPr>
+        <w:t xml:space="preserve"> workflow and tech stack</w:t>
+      </w:r>
+      <w:r>
+        <w:rPr>
+          <w:rFonts w:ascii="Times New Roman" w:hAnsi="Times New Roman" w:cs="Times New Roman"/>
+        </w:rPr>
+        <w:t xml:space="preserve"> </w:t>
+      </w:r>
+      <w:r>
+        <w:rPr>
+          <w:rFonts w:ascii="Times New Roman" w:hAnsi="Times New Roman" w:cs="Times New Roman"/>
+        </w:rPr>
+        <w:t xml:space="preserve">while leading </w:t>
+      </w:r>
+      <w:r>
+        <w:rPr>
+          <w:rFonts w:ascii="Times New Roman" w:hAnsi="Times New Roman" w:cs="Times New Roman"/>
+        </w:rPr>
+        <w:t>24</w:t>
+      </w:r>
+      <w:r>
+        <w:rPr>
+          <w:rFonts w:ascii="Times New Roman" w:hAnsi="Times New Roman" w:cs="Times New Roman"/>
+        </w:rPr>
+        <w:t xml:space="preserve"> staff</w:t>
+      </w:r>
+      <w:r>
+        <w:rPr>
+          <w:rFonts w:ascii="Times New Roman" w:hAnsi="Times New Roman" w:cs="Times New Roman"/>
+        </w:rPr>
+        <w:t>.</w:t>
+      </w:r>
+    </w:p>
+    <w:p>
+      <w:pPr>
+        <w:pStyle w:val="ListParagraph"/>
+        <w:numPr>
+          <w:ilvl w:val="0"/>
+          <w:numId w:val="2"/>
+        </w:numPr>
+        <w:ind w:left="270" w:hanging="270"/>
+        <w:jc w:val="both"/>
+        <w:rPr>
+          <w:rFonts w:ascii="Times New Roman" w:hAnsi="Times New Roman" w:cs="Times New Roman"/>
+        </w:rPr>
+      </w:pPr>
+      <w:r>
+        <w:rPr>
+          <w:rFonts w:ascii="Times New Roman" w:hAnsi="Times New Roman" w:cs="Times New Roman"/>
+          <w:b/>
+          <w:bCs/>
+        </w:rPr>
+        <w:t>Head IT</w:t>
+      </w:r>
+      <w:r>
+        <w:rPr>
+          <w:rFonts w:ascii="Times New Roman" w:hAnsi="Times New Roman" w:cs="Times New Roman"/>
+        </w:rPr>
+        <w:t xml:space="preserve"> at GIM,</w:t>
+      </w:r>
+      <w:r>
+        <w:rPr>
+          <w:rFonts w:ascii="Times New Roman" w:hAnsi="Times New Roman" w:cs="Times New Roman"/>
+        </w:rPr>
+        <w:t xml:space="preserve"> </w:t>
+      </w:r>
+      <w:r>
+        <w:rPr>
+          <w:rFonts w:ascii="Times New Roman" w:hAnsi="Times New Roman" w:cs="Times New Roman"/>
+        </w:rPr>
+        <w:t>led</w:t>
+      </w:r>
+      <w:r>
+        <w:rPr>
+          <w:rFonts w:ascii="Times New Roman" w:hAnsi="Times New Roman" w:cs="Times New Roman"/>
+        </w:rPr>
+        <w:t xml:space="preserve"> the development and launch of the organization’s first official website</w:t>
+      </w:r>
+      <w:r>
+        <w:rPr>
+          <w:rFonts w:ascii="Times New Roman" w:hAnsi="Times New Roman" w:cs="Times New Roman"/>
+        </w:rPr>
+        <w:t xml:space="preserve"> with 25 staff.</w:t>
+      </w:r>
+    </w:p>
+    <w:p>
+      <w:pPr>
+        <w:pStyle w:val="ListParagraph"/>
+        <w:numPr>
+          <w:ilvl w:val="0"/>
+          <w:numId w:val="2"/>
+        </w:numPr>
+        <w:ind w:left="270" w:hanging="270"/>
+        <w:jc w:val="both"/>
+        <w:rPr>
+          <w:rFonts w:ascii="Times New Roman" w:hAnsi="Times New Roman" w:cs="Times New Roman"/>
+        </w:rPr>
+      </w:pPr>
+      <w:r>
+        <w:rPr>
+          <w:rFonts w:ascii="Times New Roman" w:hAnsi="Times New Roman" w:cs="Times New Roman"/>
+        </w:rPr>
+        <w:t>C</w:t>
+      </w:r>
+      <w:r>
+        <w:rPr>
+          <w:rFonts w:ascii="Times New Roman" w:hAnsi="Times New Roman" w:cs="Times New Roman"/>
+        </w:rPr>
+        <w:t>reated</w:t>
+      </w:r>
+      <w:r>
+        <w:rPr>
+          <w:rFonts w:ascii="Times New Roman" w:hAnsi="Times New Roman" w:cs="Times New Roman"/>
+        </w:rPr>
+        <w:t xml:space="preserve"> a useful</w:t>
+      </w:r>
+      <w:r>
+        <w:rPr>
+          <w:rFonts w:ascii="Times New Roman" w:hAnsi="Times New Roman" w:cs="Times New Roman"/>
+        </w:rPr>
+        <w:t xml:space="preserve"> motion</w:t>
+      </w:r>
+      <w:r>
+        <w:rPr>
+          <w:rFonts w:ascii="Times New Roman" w:hAnsi="Times New Roman" w:cs="Times New Roman"/>
+        </w:rPr>
+        <w:t xml:space="preserve"> tool</w:t>
+      </w:r>
+      <w:r>
+        <w:rPr>
+          <w:rFonts w:ascii="Times New Roman" w:hAnsi="Times New Roman" w:cs="Times New Roman"/>
+        </w:rPr>
+        <w:t>/library</w:t>
+      </w:r>
+      <w:r>
+        <w:rPr>
+          <w:rFonts w:ascii="Times New Roman" w:hAnsi="Times New Roman" w:cs="Times New Roman"/>
+        </w:rPr>
+        <w:t xml:space="preserve">, published on Github, with over </w:t>
+      </w:r>
+      <w:r>
+        <w:rPr>
+          <w:rFonts w:ascii="Times New Roman" w:hAnsi="Times New Roman" w:cs="Times New Roman"/>
+          <w:b/>
+          <w:bCs/>
+        </w:rPr>
+        <w:t>6</w:t>
+      </w:r>
+      <w:r>
+        <w:rPr>
+          <w:rFonts w:ascii="Times New Roman" w:hAnsi="Times New Roman" w:cs="Times New Roman"/>
+          <w:b/>
+          <w:bCs/>
+        </w:rPr>
+        <w:t>00 stars</w:t>
+      </w:r>
+      <w:r>
+        <w:rPr>
+          <w:rFonts w:ascii="Times New Roman" w:hAnsi="Times New Roman" w:cs="Times New Roman"/>
+        </w:rPr>
+        <w:t xml:space="preserve">. </w:t>
+      </w:r>
+    </w:p>
+    <w:p>
+      <w:pPr>
+        <w:pStyle w:val="ListParagraph"/>
+        <w:numPr>
+          <w:ilvl w:val="0"/>
+          <w:numId w:val="2"/>
+        </w:numPr>
+        <w:ind w:left="270" w:hanging="270"/>
+        <w:jc w:val="both"/>
+        <w:rPr>
+          <w:rFonts w:ascii="Times New Roman" w:hAnsi="Times New Roman" w:cs="Times New Roman"/>
+        </w:rPr>
+      </w:pPr>
+      <w:r>
+        <w:rPr>
+          <w:rFonts w:ascii="Times New Roman" w:hAnsi="Times New Roman" w:cs="Times New Roman"/>
+        </w:rPr>
+        <w:t>More details on my technical portfolio can be found here</w:t>
+      </w:r>
+      <w:r>
+        <w:rPr>
+          <w:rFonts w:ascii="Times New Roman" w:hAnsi="Times New Roman" w:cs="Times New Roman"/>
+        </w:rPr>
+        <w:t xml:space="preserve"> </w:t>
       </w:r>
       <w:hyperlink r:id="rId8" w:history="1">
         <w:r>
@@ -761,7 +1143,43 @@
         <w:rPr>
           <w:rFonts w:ascii="Times New Roman" w:hAnsi="Times New Roman" w:cs="Times New Roman"/>
         </w:rPr>
-        <w:t xml:space="preserve">Other than my technical expertise, I'm also very active on organizations. i've been the head of programming, vice head of Research and Development, head of new member admission which </w:t>
+        <w:t xml:space="preserve">Other than my technical expertise, I'm also very active on organizations. </w:t>
+      </w:r>
+      <w:r>
+        <w:rPr>
+          <w:rFonts w:ascii="Times New Roman" w:hAnsi="Times New Roman" w:cs="Times New Roman"/>
+        </w:rPr>
+        <w:t>I</w:t>
+      </w:r>
+      <w:r>
+        <w:rPr>
+          <w:rFonts w:ascii="Times New Roman" w:hAnsi="Times New Roman" w:cs="Times New Roman"/>
+        </w:rPr>
+        <w:t>'ve been the, vice head of Research and Development</w:t>
+      </w:r>
+      <w:r>
+        <w:rPr>
+          <w:rFonts w:ascii="Times New Roman" w:hAnsi="Times New Roman" w:cs="Times New Roman"/>
+        </w:rPr>
+        <w:t xml:space="preserve"> at GIM</w:t>
+      </w:r>
+      <w:r>
+        <w:rPr>
+          <w:rFonts w:ascii="Times New Roman" w:hAnsi="Times New Roman" w:cs="Times New Roman"/>
+        </w:rPr>
+        <w:t xml:space="preserve">, </w:t>
+      </w:r>
+      <w:r>
+        <w:rPr>
+          <w:rFonts w:ascii="Times New Roman" w:hAnsi="Times New Roman" w:cs="Times New Roman"/>
+        </w:rPr>
+        <w:t>President of GIM Apprenticeship</w:t>
+      </w:r>
+      <w:r>
+        <w:rPr>
+          <w:rFonts w:ascii="Times New Roman" w:hAnsi="Times New Roman" w:cs="Times New Roman"/>
+        </w:rPr>
+        <w:t xml:space="preserve"> which </w:t>
       </w:r>
       <w:r>
         <w:rPr>
@@ -773,7 +1191,19 @@
         <w:rPr>
           <w:rFonts w:ascii="Times New Roman" w:hAnsi="Times New Roman" w:cs="Times New Roman"/>
         </w:rPr>
-        <w:t xml:space="preserve"> a chaotic and busy 6 month selection process</w:t>
+        <w:t xml:space="preserve"> a </w:t>
+      </w:r>
+      <w:r>
+        <w:rPr>
+          <w:rFonts w:ascii="Times New Roman" w:hAnsi="Times New Roman" w:cs="Times New Roman"/>
+        </w:rPr>
+        <w:t>fast paced</w:t>
+      </w:r>
+      <w:r>
+        <w:rPr>
+          <w:rFonts w:ascii="Times New Roman" w:hAnsi="Times New Roman" w:cs="Times New Roman"/>
+        </w:rPr>
+        <w:t xml:space="preserve"> and busy 6 month selection process</w:t>
       </w:r>
       <w:r>
         <w:rPr>
@@ -879,13 +1309,21 @@
           <w:b/>
           <w:bCs/>
         </w:rPr>
-        <w:t>speaker</w:t>
-      </w:r>
-      <w:r>
-        <w:rPr>
-          <w:rFonts w:ascii="Times New Roman" w:hAnsi="Times New Roman" w:cs="Times New Roman"/>
-        </w:rPr>
-        <w:t xml:space="preserve"> for Game Dev for my major's student orientation and for an interactive media organization.</w:t>
+        <w:t>s</w:t>
+      </w:r>
+      <w:r>
+        <w:rPr>
+          <w:rFonts w:ascii="Times New Roman" w:hAnsi="Times New Roman" w:cs="Times New Roman"/>
+          <w:b/>
+          <w:bCs/>
+        </w:rPr>
+        <w:t>peaker</w:t>
+      </w:r>
+      <w:r>
+        <w:rPr>
+          <w:rFonts w:ascii="Times New Roman" w:hAnsi="Times New Roman" w:cs="Times New Roman"/>
+        </w:rPr>
+        <w:t xml:space="preserve"> for my major's student orientation and for an interactive media organization.</w:t>
       </w:r>
     </w:p>
     <w:p>
@@ -899,13 +1337,19 @@
         <w:rPr>
           <w:rFonts w:ascii="Times New Roman" w:hAnsi="Times New Roman" w:cs="Times New Roman"/>
         </w:rPr>
-        <w:t>I am truly excited about the opportunity to have an internship</w:t>
-      </w:r>
-      <w:r>
-        <w:rPr>
-          <w:rFonts w:ascii="Times New Roman" w:hAnsi="Times New Roman" w:cs="Times New Roman"/>
-        </w:rPr>
-        <w:t xml:space="preserve"> at </w:t>
+        <w:t xml:space="preserve">I am truly excited about the opportunity to </w:t>
+      </w:r>
+      <w:r>
+        <w:rPr>
+          <w:rFonts w:ascii="Times New Roman" w:hAnsi="Times New Roman" w:cs="Times New Roman"/>
+        </w:rPr>
+        <w:t>join</w:t>
+      </w:r>
+      <w:r>
+        <w:rPr>
+          <w:rFonts w:ascii="Times New Roman" w:hAnsi="Times New Roman" w:cs="Times New Roman"/>
+        </w:rPr>
+        <w:t xml:space="preserve"> </w:t>
       </w:r>
       <w:r>
         <w:rPr>
@@ -917,7 +1361,19 @@
         <w:rPr>
           <w:rFonts w:ascii="Times New Roman" w:hAnsi="Times New Roman" w:cs="Times New Roman"/>
         </w:rPr>
-        <w:t xml:space="preserve"> because this company have a big impact on millions of people’s lives. I admire how </w:t>
+        <w:t xml:space="preserve"> because this company ha</w:t>
+      </w:r>
+      <w:r>
+        <w:rPr>
+          <w:rFonts w:ascii="Times New Roman" w:hAnsi="Times New Roman" w:cs="Times New Roman"/>
+        </w:rPr>
+        <w:t>s</w:t>
+      </w:r>
+      <w:r>
+        <w:rPr>
+          <w:rFonts w:ascii="Times New Roman" w:hAnsi="Times New Roman" w:cs="Times New Roman"/>
+        </w:rPr>
+        <w:t xml:space="preserve"> a big impact on millions of people’s lives. I admire how </w:t>
       </w:r>
       <w:r>
         <w:rPr>
@@ -929,7 +1385,19 @@
         <w:rPr>
           <w:rFonts w:ascii="Times New Roman" w:hAnsi="Times New Roman" w:cs="Times New Roman"/>
         </w:rPr>
-        <w:t xml:space="preserve"> always innovates in ride-hailing, payment, deliveries and other services. I am excited for the opportunity to </w:t>
+        <w:t xml:space="preserve"> always innovates in ride</w:t>
+      </w:r>
+      <w:r>
+        <w:rPr>
+          <w:rFonts w:ascii="Times New Roman" w:hAnsi="Times New Roman" w:cs="Times New Roman"/>
+        </w:rPr>
+        <w:t xml:space="preserve"> </w:t>
+      </w:r>
+      <w:r>
+        <w:rPr>
+          <w:rFonts w:ascii="Times New Roman" w:hAnsi="Times New Roman" w:cs="Times New Roman"/>
+        </w:rPr>
+        <w:t xml:space="preserve">hailing, payment, deliveries and other services. I am excited for the opportunity to </w:t>
       </w:r>
       <w:r>
         <w:rPr>
@@ -1040,206 +1508,44 @@
 <file path=word/numbering.xml><?xml version="1.0" encoding="utf-8"?>
 <w:numbering xmlns:wpc="http://schemas.microsoft.com/office/word/2010/wordprocessingCanvas" xmlns:cx="http://schemas.microsoft.com/office/drawing/2014/chartex" xmlns:cx1="http://schemas.microsoft.com/office/drawing/2015/9/8/chartex" xmlns:cx2="http://schemas.microsoft.com/office/drawing/2015/10/21/chartex" xmlns:cx3="http://schemas.microsoft.com/office/drawing/2016/5/9/chartex" xmlns:cx4="http://schemas.microsoft.com/office/drawing/2016/5/10/chartex" xmlns:cx5="http://schemas.microsoft.com/office/drawing/2016/5/11/chartex" xmlns:cx6="http://schemas.microsoft.com/office/drawing/2016/5/12/chartex" xmlns:cx7="http://schemas.microsoft.com/office/drawing/2016/5/13/chartex" xmlns:cx8="http://schemas.microsoft.com/office/drawing/2016/5/14/chartex" xmlns:mc="http://schemas.openxmlformats.org/markup-compatibility/2006" xmlns:aink="http://schemas.microsoft.com/office/drawing/2016/ink" xmlns:am3d="http://schemas.microsoft.com/office/drawing/2017/model3d" xmlns:o="urn:schemas-microsoft-com:office:office" xmlns:oel="http://schemas.microsoft.com/office/2019/extlst" xmlns:r="http://schemas.openxmlformats.org/officeDocument/2006/relationships" xmlns:m="http://schemas.openxmlformats.org/officeDocument/2006/math" xmlns:v="urn:schemas-microsoft-com:vml" xmlns:wp14="http://schemas.microsoft.com/office/word/2010/wordprocessingDrawing" xmlns:wp="http://schemas.openxmlformats.org/drawingml/2006/wordprocessingDrawing" xmlns:w10="urn:schemas-microsoft-com:office:word" xmlns:w="http://schemas.openxmlformats.org/wordprocessingml/2006/main" xmlns:w14="http://schemas.microsoft.com/office/word/2010/wordml" xmlns:w15="http://schemas.microsoft.com/office/word/2012/wordml" xmlns:w16cex="http://schemas.microsoft.com/office/word/2018/wordml/cex" xmlns:w16cid="http://schemas.microsoft.com/office/word/2016/wordml/cid" xmlns:w16="http://schemas.microsoft.com/office/word/2018/wordml" xmlns:w16du="http://schemas.microsoft.com/office/word/2023/wordml/word16du" xmlns:w16sdtdh="http://schemas.microsoft.com/office/word/2020/wordml/sdtdatahash" xmlns:w16sdtfl="http://schemas.microsoft.com/office/word/2024/wordml/sdtformatlock" xmlns:w16se="http://schemas.microsoft.com/office/word/2015/wordml/symex" xmlns:wpg="http://schemas.microsoft.com/office/word/2010/wordprocessingGroup" xmlns:wpi="http://schemas.microsoft.com/office/word/2010/wordprocessingInk" xmlns:wne="http://schemas.microsoft.com/office/word/2006/wordml" xmlns:wps="http://schemas.microsoft.com/office/word/2010/wordprocessingShape" mc:Ignorable="w14 w15 w16se w16cid w16 w16cex w16sdtdh w16sdtfl w16du wp14">
   <w:numPicBullet w:numPicBulletId="0">
-    <mc:AlternateContent>
-      <mc:Choice Requires="v">
-        <w:pict>
-          <v:shapetype w14:anchorId="4A20D46B" id="_x0000_t75" coordsize="21600,21600" o:spt="75" o:preferrelative="t" path="m@4@5l@4@11@9@11@9@5xe" filled="f" stroked="f">
-            <v:stroke joinstyle="miter"/>
-            <v:formulas>
-              <v:f eqn="if lineDrawn pixelLineWidth 0"/>
-              <v:f eqn="sum @0 1 0"/>
-              <v:f eqn="sum 0 0 @1"/>
-              <v:f eqn="prod @2 1 2"/>
-              <v:f eqn="prod @3 21600 pixelWidth"/>
-              <v:f eqn="prod @3 21600 pixelHeight"/>
-              <v:f eqn="sum @0 0 1"/>
-              <v:f eqn="prod @6 1 2"/>
-              <v:f eqn="prod @7 21600 pixelWidth"/>
-              <v:f eqn="sum @8 21600 0"/>
-              <v:f eqn="prod @7 21600 pixelHeight"/>
-              <v:f eqn="sum @10 21600 0"/>
-            </v:formulas>
-            <v:path o:extrusionok="f" gradientshapeok="t" o:connecttype="rect"/>
-            <o:lock v:ext="edit" aspectratio="t"/>
-          </v:shapetype>
-          <v:shape id="Picture 1743752640" o:spid="_x0000_i1025" type="#_x0000_t75" style="width:12pt;height:12pt;visibility:visible;mso-wrap-style:square">
-            <v:imagedata r:id="rId1" o:title=""/>
-          </v:shape>
-        </w:pict>
-      </mc:Choice>
-      <mc:Fallback>
-        <w:drawing>
-          <wp:inline distT="0" distB="0" distL="0" distR="0" wp14:anchorId="1414AFFB" wp14:editId="78AFE814">
-            <wp:extent cx="152400" cy="152400"/>
-            <wp:effectExtent l="0" t="0" r="0" b="0"/>
-            <wp:docPr id="1743752640" name="Picture 1743752640"/>
-            <wp:cNvGraphicFramePr>
-              <a:graphicFrameLocks xmlns:a="http://schemas.openxmlformats.org/drawingml/2006/main" noChangeAspect="1"/>
-            </wp:cNvGraphicFramePr>
-            <a:graphic xmlns:a="http://schemas.openxmlformats.org/drawingml/2006/main">
-              <a:graphicData uri="http://schemas.openxmlformats.org/drawingml/2006/picture">
-                <pic:pic xmlns:pic="http://schemas.openxmlformats.org/drawingml/2006/picture">
-                  <pic:nvPicPr>
-                    <pic:cNvPr id="0" name="Picture -1023"/>
-                    <pic:cNvPicPr>
-                      <a:picLocks noChangeAspect="1" noChangeArrowheads="1"/>
-                    </pic:cNvPicPr>
-                  </pic:nvPicPr>
-                  <pic:blipFill>
-                    <a:blip r:embed="rId2">
-                      <a:extLst>
-                        <a:ext uri="{28A0092B-C50C-407E-A947-70E740481C1C}">
-                          <a14:useLocalDpi xmlns:a14="http://schemas.microsoft.com/office/drawing/2010/main" val="0"/>
-                        </a:ext>
-                      </a:extLst>
-                    </a:blip>
-                    <a:srcRect/>
-                    <a:stretch>
-                      <a:fillRect/>
-                    </a:stretch>
-                  </pic:blipFill>
-                  <pic:spPr bwMode="auto">
-                    <a:xfrm>
-                      <a:off x="0" y="0"/>
-                      <a:ext cx="152400" cy="152400"/>
-                    </a:xfrm>
-                    <a:prstGeom prst="rect">
-                      <a:avLst/>
-                    </a:prstGeom>
-                    <a:noFill/>
-                    <a:ln>
-                      <a:noFill/>
-                    </a:ln>
-                  </pic:spPr>
-                </pic:pic>
-              </a:graphicData>
-            </a:graphic>
-          </wp:inline>
-        </w:drawing>
-      </mc:Fallback>
-    </mc:AlternateContent>
+    <w:pict>
+      <v:shapetype id="_x0000_t75" coordsize="21600,21600" o:spt="75" o:preferrelative="t" path="m@4@5l@4@11@9@11@9@5xe" filled="f" stroked="f">
+        <v:stroke joinstyle="miter"/>
+        <v:formulas>
+          <v:f eqn="if lineDrawn pixelLineWidth 0"/>
+          <v:f eqn="sum @0 1 0"/>
+          <v:f eqn="sum 0 0 @1"/>
+          <v:f eqn="prod @2 1 2"/>
+          <v:f eqn="prod @3 21600 pixelWidth"/>
+          <v:f eqn="prod @3 21600 pixelHeight"/>
+          <v:f eqn="sum @0 0 1"/>
+          <v:f eqn="prod @6 1 2"/>
+          <v:f eqn="prod @7 21600 pixelWidth"/>
+          <v:f eqn="sum @8 21600 0"/>
+          <v:f eqn="prod @7 21600 pixelHeight"/>
+          <v:f eqn="sum @10 21600 0"/>
+        </v:formulas>
+        <v:path o:extrusionok="f" gradientshapeok="t" o:connecttype="rect"/>
+        <o:lock v:ext="edit" aspectratio="t"/>
+      </v:shapetype>
+      <v:shape id="Picture 1743752640" o:spid="_x0000_i1025" type="#_x0000_t75" style="width:12pt;height:12pt;visibility:visible;mso-wrap-style:square" o:bullet="t">
+        <v:imagedata r:id="rId1" o:title=""/>
+      </v:shape>
+    </w:pict>
   </w:numPicBullet>
   <w:numPicBullet w:numPicBulletId="1">
-    <mc:AlternateContent>
-      <mc:Choice Requires="v">
-        <w:pict>
-          <v:shape w14:anchorId="19C28624" id="Picture 3" o:spid="_x0000_i1025" type="#_x0000_t75" style="width:8.5pt;height:8.5pt;visibility:visible;mso-wrap-style:square">
-            <v:imagedata r:id="rId3" o:title=""/>
-          </v:shape>
-        </w:pict>
-      </mc:Choice>
-      <mc:Fallback>
-        <w:drawing>
-          <wp:inline distT="0" distB="0" distL="0" distR="0" wp14:anchorId="0F673470" wp14:editId="05537931">
-            <wp:extent cx="107950" cy="107950"/>
-            <wp:effectExtent l="0" t="0" r="5715" b="5715"/>
-            <wp:docPr id="743818726" name="Picture 3"/>
-            <wp:cNvGraphicFramePr>
-              <a:graphicFrameLocks xmlns:a="http://schemas.openxmlformats.org/drawingml/2006/main" noChangeAspect="1"/>
-            </wp:cNvGraphicFramePr>
-            <a:graphic xmlns:a="http://schemas.openxmlformats.org/drawingml/2006/main">
-              <a:graphicData uri="http://schemas.openxmlformats.org/drawingml/2006/picture">
-                <pic:pic xmlns:pic="http://schemas.openxmlformats.org/drawingml/2006/picture">
-                  <pic:nvPicPr>
-                    <pic:cNvPr id="0" name="Picture 7"/>
-                    <pic:cNvPicPr>
-                      <a:picLocks noChangeAspect="1" noChangeArrowheads="1"/>
-                    </pic:cNvPicPr>
-                  </pic:nvPicPr>
-                  <pic:blipFill>
-                    <a:blip r:embed="rId4" cstate="print">
-                      <a:extLst>
-                        <a:ext uri="{28A0092B-C50C-407E-A947-70E740481C1C}">
-                          <a14:useLocalDpi xmlns:a14="http://schemas.microsoft.com/office/drawing/2010/main" val="0"/>
-                        </a:ext>
-                      </a:extLst>
-                    </a:blip>
-                    <a:srcRect/>
-                    <a:stretch>
-                      <a:fillRect/>
-                    </a:stretch>
-                  </pic:blipFill>
-                  <pic:spPr bwMode="auto">
-                    <a:xfrm>
-                      <a:off x="0" y="0"/>
-                      <a:ext cx="107950" cy="107950"/>
-                    </a:xfrm>
-                    <a:prstGeom prst="rect">
-                      <a:avLst/>
-                    </a:prstGeom>
-                    <a:noFill/>
-                    <a:ln>
-                      <a:noFill/>
-                    </a:ln>
-                  </pic:spPr>
-                </pic:pic>
-              </a:graphicData>
-            </a:graphic>
-          </wp:inline>
-        </w:drawing>
-      </mc:Fallback>
-    </mc:AlternateContent>
+    <w:pict>
+      <v:shape id="Picture 3" o:spid="_x0000_i1026" type="#_x0000_t75" style="width:8.4pt;height:8.4pt;visibility:visible;mso-wrap-style:square" o:bullet="t">
+        <v:imagedata r:id="rId2" o:title=""/>
+      </v:shape>
+    </w:pict>
   </w:numPicBullet>
   <w:numPicBullet w:numPicBulletId="2">
-    <mc:AlternateContent>
-      <mc:Choice Requires="v">
-        <w:pict>
-          <v:shape w14:anchorId="623AE0EB" id="Picture 3" o:spid="_x0000_i1025" type="#_x0000_t75" style="width:8.05pt;height:5.75pt;visibility:visible;mso-wrap-style:square">
-            <v:imagedata r:id="rId5" o:title=""/>
-          </v:shape>
-        </w:pict>
-      </mc:Choice>
-      <mc:Fallback>
-        <w:drawing>
-          <wp:inline distT="0" distB="0" distL="0" distR="0" wp14:anchorId="6E5D11BB" wp14:editId="037E3756">
-            <wp:extent cx="102235" cy="73025"/>
-            <wp:effectExtent l="0" t="0" r="0" b="3175"/>
-            <wp:docPr id="1379410970" name="Picture 3"/>
-            <wp:cNvGraphicFramePr>
-              <a:graphicFrameLocks xmlns:a="http://schemas.openxmlformats.org/drawingml/2006/main" noChangeAspect="1"/>
-            </wp:cNvGraphicFramePr>
-            <a:graphic xmlns:a="http://schemas.openxmlformats.org/drawingml/2006/main">
-              <a:graphicData uri="http://schemas.openxmlformats.org/drawingml/2006/picture">
-                <pic:pic xmlns:pic="http://schemas.openxmlformats.org/drawingml/2006/picture">
-                  <pic:nvPicPr>
-                    <pic:cNvPr id="0" name="Picture 12"/>
-                    <pic:cNvPicPr>
-                      <a:picLocks noChangeAspect="1" noChangeArrowheads="1"/>
-                    </pic:cNvPicPr>
-                  </pic:nvPicPr>
-                  <pic:blipFill>
-                    <a:blip r:embed="rId6" cstate="print">
-                      <a:extLst>
-                        <a:ext uri="{28A0092B-C50C-407E-A947-70E740481C1C}">
-                          <a14:useLocalDpi xmlns:a14="http://schemas.microsoft.com/office/drawing/2010/main" val="0"/>
-                        </a:ext>
-                      </a:extLst>
-                    </a:blip>
-                    <a:srcRect/>
-                    <a:stretch>
-                      <a:fillRect/>
-                    </a:stretch>
-                  </pic:blipFill>
-                  <pic:spPr bwMode="auto">
-                    <a:xfrm>
-                      <a:off x="0" y="0"/>
-                      <a:ext cx="102235" cy="73025"/>
-                    </a:xfrm>
-                    <a:prstGeom prst="rect">
-                      <a:avLst/>
-                    </a:prstGeom>
-                    <a:noFill/>
-                    <a:ln>
-                      <a:noFill/>
-                    </a:ln>
-                  </pic:spPr>
-                </pic:pic>
-              </a:graphicData>
-            </a:graphic>
-          </wp:inline>
-        </w:drawing>
-      </mc:Fallback>
-    </mc:AlternateContent>
+    <w:pict>
+      <v:shape id="_x0000_i1027" type="#_x0000_t75" style="width:7.8pt;height:6pt;visibility:visible;mso-wrap-style:square" o:bullet="t">
+        <v:imagedata r:id="rId3" o:title=""/>
+      </v:shape>
+    </w:pict>
   </w:numPicBullet>
   <w:abstractNum w:abstractNumId="0" w15:restartNumberingAfterBreak="0">
     <w:nsid w:val="29F0242A"/>
@@ -1883,7 +2189,6 @@
   <w:style w:type="character" w:default="1" w:styleId="DefaultParagraphFont">
     <w:name w:val="Default Paragraph Font"/>
     <w:uiPriority w:val="1"/>
-    <w:semiHidden/>
     <w:unhideWhenUsed/>
   </w:style>
   <w:style w:type="table" w:default="1" w:styleId="TableNormal">
